--- a/docs/Features/Thina_CRM_Feature_Research.docx
+++ b/docs/Features/Thina_CRM_Feature_Research.docx
@@ -66,7 +66,7 @@
           <w:sz w:val="28"/>
           <w:szCs w:val="28"/>
         </w:rPr>
-        <w:t xml:space="preserve">Version 1.0.0</w:t>
+        <w:t xml:space="preserve">Version 1.0.1</w:t>
       </w:r>
     </w:p>
     <w:p>
@@ -618,7 +618,7 @@
           <w:sz w:val="22"/>
           <w:szCs w:val="22"/>
         </w:rPr>
-        <w:t xml:space="preserve">✅ Portal lead injection (planned v0.11.0)</w:t>
+        <w:t xml:space="preserve">✅ Portal lead injection (planned v1.0.1)</w:t>
       </w:r>
     </w:p>
     <w:p>
@@ -652,6 +652,19 @@
           <w:sz w:val="22"/>
           <w:szCs w:val="22"/>
         </w:rPr>
+        <w:t xml:space="preserve">•  ✅ Open house digital sign-in (QR code → form → auto-create lead) — implemented v1.0.1</w:t>
+      </w:r>
+    </w:p>
+    <w:p>
+      <w:pPr>
+        <w:spacing w:after="100"/>
+      </w:pPr>
+      <w:r>
+        <w:rPr>
+          <w:rFonts w:ascii="Aptos" w:cs="Aptos" w:eastAsia="Aptos" w:hAnsi="Aptos"/>
+          <w:sz w:val="22"/>
+          <w:szCs w:val="22"/>
+        </w:rPr>
         <w:t xml:space="preserve">•  </w:t>
       </w:r>
       <w:r>
@@ -660,7 +673,7 @@
           <w:sz w:val="22"/>
           <w:szCs w:val="22"/>
         </w:rPr>
-        <w:t xml:space="preserve">❌ Open house digital sign-in (QR code → form → auto-create lead)</w:t>
+        <w:t xml:space="preserve">❌ Referral tracking with source attribution</w:t>
       </w:r>
     </w:p>
     <w:p>
@@ -681,27 +694,6 @@
           <w:sz w:val="22"/>
           <w:szCs w:val="22"/>
         </w:rPr>
-        <w:t xml:space="preserve">❌ Referral tracking with source attribution</w:t>
-      </w:r>
-    </w:p>
-    <w:p>
-      <w:pPr>
-        <w:spacing w:after="100"/>
-      </w:pPr>
-      <w:r>
-        <w:rPr>
-          <w:rFonts w:ascii="Aptos" w:cs="Aptos" w:eastAsia="Aptos" w:hAnsi="Aptos"/>
-          <w:sz w:val="22"/>
-          <w:szCs w:val="22"/>
-        </w:rPr>
-        <w:t xml:space="preserve">•  </w:t>
-      </w:r>
-      <w:r>
-        <w:rPr>
-          <w:rFonts w:ascii="Aptos" w:cs="Aptos" w:eastAsia="Aptos" w:hAnsi="Aptos"/>
-          <w:sz w:val="22"/>
-          <w:szCs w:val="22"/>
-        </w:rPr>
         <w:t xml:space="preserve">❌ Landing page / web form builder for agents' own marketing</w:t>
       </w:r>
     </w:p>
@@ -715,15 +707,7 @@
           <w:sz w:val="22"/>
           <w:szCs w:val="22"/>
         </w:rPr>
-        <w:t xml:space="preserve">•  </w:t>
-      </w:r>
-      <w:r>
-        <w:rPr>
-          <w:rFonts w:ascii="Aptos" w:cs="Aptos" w:eastAsia="Aptos" w:hAnsi="Aptos"/>
-          <w:sz w:val="22"/>
-          <w:szCs w:val="22"/>
-        </w:rPr>
-        <w:t xml:space="preserve">❌ QR code generation for signage (scan → lead form)</w:t>
+        <w:t xml:space="preserve">•  ✅ QR code generation for signage — Show Day QR codes implemented v1.0.1</w:t>
       </w:r>
     </w:p>
     <w:p>
@@ -5026,7 +5010,7 @@
           <w:sz w:val="22"/>
           <w:szCs w:val="22"/>
         </w:rPr>
-        <w:t xml:space="preserve">When a portal lead arrives (Property24/Private Property), automatically send a WhatsApp template within 60 seconds: "Hi {name}, thanks for your enquiry about {property_address}. I'm {agent_name}. Would you like to schedule a viewing? Here are some times: ...". First agent to respond wins 78% of the time. Requires WhatsApp integration (#1) and portal injection (already planned v0.11.0).</w:t>
+        <w:t xml:space="preserve">When a portal lead arrives (Property24/Private Property), automatically send a WhatsApp template within 60 seconds: "Hi {name}, thanks for your enquiry about {property_address}. I'm {agent_name}. Would you like to schedule a viewing? Here are some times: ...". First agent to respond wins 78% of the time. Requires WhatsApp integration (#1) and portal injection (already planned v1.0.1).</w:t>
       </w:r>
     </w:p>
     <w:p>
@@ -12596,7 +12580,7 @@
           <w:sz w:val="18"/>
           <w:szCs w:val="18"/>
         </w:rPr>
-        <w:t xml:space="preserve">Thina CRM v1.0.0 • Generated 20 April 2026</w:t>
+        <w:t xml:space="preserve">Thina CRM v1.0.1 • Generated 20 April 2026</w:t>
       </w:r>
     </w:p>
     <w:sectPr>

--- a/docs/Features/Thina_CRM_Feature_Research.docx
+++ b/docs/Features/Thina_CRM_Feature_Research.docx
@@ -66,7 +66,7 @@
           <w:sz w:val="28"/>
           <w:szCs w:val="28"/>
         </w:rPr>
-        <w:t xml:space="preserve">Version 1.1.0</w:t>
+        <w:t xml:space="preserve">Version 1.3.6</w:t>
       </w:r>
     </w:p>
     <w:p>
@@ -81,7 +81,7 @@
           <w:sz w:val="24"/>
           <w:szCs w:val="24"/>
         </w:rPr>
-        <w:t xml:space="preserve">20 April 2026</w:t>
+        <w:t xml:space="preserve">26 April 2026</w:t>
       </w:r>
     </w:p>
     <w:p>
@@ -145,7 +145,7 @@
           <w:sz w:val="18"/>
           <w:szCs w:val="18"/>
         </w:rPr>
-        <w:t xml:space="preserve">Thina CRM v1.1.0 • Generated 20 April 2026</w:t>
+        <w:t xml:space="preserve">Thina CRM v1.3.6 • Generated 26 April 2026</w:t>
       </w:r>
     </w:p>
     <w:sectPr>
@@ -590,10 +590,4 @@
     </w:rPr>
   </w:style>
 </w:styles>
-</file>
-
-<file path=docMetadata/LabelInfo.xml><?xml version="1.0" encoding="utf-8"?>
-<clbl:labelList xmlns:clbl="http://schemas.microsoft.com/office/2020/mipLabelMetadata">
-  <clbl:label id="{f42aa342-8706-4288-bd11-ebb85995028c}" enabled="1" method="Privileged" siteId="{72f988bf-86f1-41af-91ab-2d7cd011db47}" contentBits="0" removed="0"/>
-</clbl:labelList>
 </file>